--- a/mokdong2/2fin/word/MDJ2_L5-L7_ByPart_Core_Blank_A4.docx
+++ b/mokdong2/2fin/word/MDJ2_L5-L7_ByPart_Core_Blank_A4.docx
@@ -765,6 +765,12 @@
             <w:tcW w:type="dxa" w:w="6009"/>
           </w:tcPr>
           <w:p>
+            <w:pPr>
+              <w:tabs>
+                <w:tab w:val="right" w:leader="underscore" w:pos="10300"/>
+              </w:tabs>
+              <w:spacing w:line="384" w:lineRule="auto"/>
+            </w:pPr>
             <w:r>
               <w:rPr>
                 <w:rFonts w:ascii="맑은 고딕" w:hAnsi="맑은 고딕" w:eastAsia="맑은 고딕"/>
@@ -781,7 +787,7 @@
                 <w:color w:val="1F2430"/>
                 <w:sz w:val="18"/>
               </w:rPr>
-              <w:t>________________________________________</w:t>
+              <w:tab/>
             </w:r>
             <w:r>
               <w:rPr>
@@ -2695,7 +2701,10 @@
     </w:p>
     <w:p>
       <w:pPr>
-        <w:spacing w:before="20" w:after="0" w:line="276" w:lineRule="auto"/>
+        <w:tabs>
+          <w:tab w:val="right" w:leader="underscore" w:pos="10300"/>
+        </w:tabs>
+        <w:spacing w:before="20" w:after="0" w:line="384" w:lineRule="auto"/>
         <w:ind w:left="170"/>
       </w:pPr>
       <w:r>
@@ -2732,12 +2741,17 @@
           <w:color w:val="1F2430"/>
           <w:sz w:val="20"/>
         </w:rPr>
-        <w:t>________________________________________</w:t>
+        <w:tab/>
+        <w:br/>
+        <w:tab/>
       </w:r>
     </w:p>
     <w:p>
       <w:pPr>
-        <w:spacing w:before="20" w:after="0" w:line="276" w:lineRule="auto"/>
+        <w:tabs>
+          <w:tab w:val="right" w:leader="underscore" w:pos="10300"/>
+        </w:tabs>
+        <w:spacing w:before="20" w:after="0" w:line="384" w:lineRule="auto"/>
         <w:ind w:left="170"/>
       </w:pPr>
       <w:r>
@@ -2774,7 +2788,11 @@
           <w:color w:val="1F2430"/>
           <w:sz w:val="20"/>
         </w:rPr>
-        <w:t>________________________________________</w:t>
+        <w:tab/>
+        <w:br/>
+        <w:tab/>
+        <w:br/>
+        <w:tab/>
       </w:r>
     </w:p>
     <w:p>
@@ -3166,6 +3184,12 @@
             <w:tcW w:type="dxa" w:w="6009"/>
           </w:tcPr>
           <w:p>
+            <w:pPr>
+              <w:tabs>
+                <w:tab w:val="right" w:leader="underscore" w:pos="10300"/>
+              </w:tabs>
+              <w:spacing w:line="384" w:lineRule="auto"/>
+            </w:pPr>
             <w:r>
               <w:rPr>
                 <w:rFonts w:ascii="맑은 고딕" w:hAnsi="맑은 고딕" w:eastAsia="맑은 고딕"/>
@@ -3182,7 +3206,7 @@
                 <w:color w:val="1F2430"/>
                 <w:sz w:val="18"/>
               </w:rPr>
-              <w:t>________________________________________</w:t>
+              <w:tab/>
             </w:r>
             <w:r>
               <w:rPr>
@@ -3234,6 +3258,12 @@
             <w:tcW w:type="dxa" w:w="6009"/>
           </w:tcPr>
           <w:p>
+            <w:pPr>
+              <w:tabs>
+                <w:tab w:val="right" w:leader="underscore" w:pos="10300"/>
+              </w:tabs>
+              <w:spacing w:line="384" w:lineRule="auto"/>
+            </w:pPr>
             <w:r>
               <w:rPr>
                 <w:rFonts w:ascii="맑은 고딕" w:hAnsi="맑은 고딕" w:eastAsia="맑은 고딕"/>
@@ -3250,7 +3280,7 @@
                 <w:color w:val="1F2430"/>
                 <w:sz w:val="18"/>
               </w:rPr>
-              <w:t>________________________________________</w:t>
+              <w:tab/>
             </w:r>
             <w:r>
               <w:rPr>
@@ -5319,7 +5349,10 @@
     </w:p>
     <w:p>
       <w:pPr>
-        <w:spacing w:before="0" w:after="0" w:line="276" w:lineRule="auto"/>
+        <w:tabs>
+          <w:tab w:val="right" w:leader="underscore" w:pos="10300"/>
+        </w:tabs>
+        <w:spacing w:before="0" w:after="0" w:line="384" w:lineRule="auto"/>
         <w:ind w:left="340" w:hanging="340"/>
       </w:pPr>
       <w:r>
@@ -5365,7 +5398,7 @@
           <w:color w:val="1F2430"/>
           <w:sz w:val="20"/>
         </w:rPr>
-        <w:t>________________________________________</w:t>
+        <w:tab/>
       </w:r>
       <w:r>
         <w:rPr>
@@ -7468,7 +7501,11 @@
     </w:p>
     <w:p>
       <w:pPr>
-        <w:spacing w:before="20" w:after="0" w:line="276" w:lineRule="auto"/>
+        <w:tabs>
+          <w:tab w:val="right" w:leader="underscore" w:pos="10300"/>
+          <w:tab w:val="right" w:leader="underscore" w:pos="10300"/>
+        </w:tabs>
+        <w:spacing w:before="20" w:after="0" w:line="384" w:lineRule="auto"/>
         <w:ind w:left="170"/>
       </w:pPr>
       <w:r>
@@ -7487,7 +7524,7 @@
           <w:color w:val="1F2430"/>
           <w:sz w:val="20"/>
         </w:rPr>
-        <w:t>________________________________________</w:t>
+        <w:tab/>
       </w:r>
       <w:r>
         <w:rPr>
@@ -7505,7 +7542,7 @@
           <w:color w:val="1F2430"/>
           <w:sz w:val="20"/>
         </w:rPr>
-        <w:t>________________________________________</w:t>
+        <w:tab/>
       </w:r>
       <w:r>
         <w:rPr>
@@ -7951,7 +7988,10 @@
     </w:p>
     <w:p>
       <w:pPr>
-        <w:spacing w:before="20" w:after="0" w:line="276" w:lineRule="auto"/>
+        <w:tabs>
+          <w:tab w:val="right" w:leader="underscore" w:pos="10300"/>
+        </w:tabs>
+        <w:spacing w:before="20" w:after="0" w:line="384" w:lineRule="auto"/>
         <w:ind w:left="170"/>
       </w:pPr>
       <w:r>
@@ -7970,12 +8010,15 @@
           <w:color w:val="1F2430"/>
           <w:sz w:val="20"/>
         </w:rPr>
-        <w:t>________________________________________</w:t>
+        <w:tab/>
       </w:r>
     </w:p>
     <w:p>
       <w:pPr>
-        <w:spacing w:before="20" w:after="0" w:line="276" w:lineRule="auto"/>
+        <w:tabs>
+          <w:tab w:val="right" w:leader="underscore" w:pos="10300"/>
+        </w:tabs>
+        <w:spacing w:before="20" w:after="0" w:line="384" w:lineRule="auto"/>
         <w:ind w:left="170"/>
       </w:pPr>
       <w:r>
@@ -7994,12 +8037,15 @@
           <w:color w:val="1F2430"/>
           <w:sz w:val="20"/>
         </w:rPr>
-        <w:t>________________________________________</w:t>
+        <w:tab/>
       </w:r>
     </w:p>
     <w:p>
       <w:pPr>
-        <w:spacing w:before="20" w:after="0" w:line="276" w:lineRule="auto"/>
+        <w:tabs>
+          <w:tab w:val="right" w:leader="underscore" w:pos="10300"/>
+        </w:tabs>
+        <w:spacing w:before="20" w:after="0" w:line="384" w:lineRule="auto"/>
         <w:ind w:left="170"/>
       </w:pPr>
       <w:r>
@@ -8018,7 +8064,7 @@
           <w:color w:val="1F2430"/>
           <w:sz w:val="20"/>
         </w:rPr>
-        <w:t>________________________________________</w:t>
+        <w:tab/>
       </w:r>
     </w:p>
     <w:p>
@@ -8038,7 +8084,10 @@
     </w:p>
     <w:p>
       <w:pPr>
-        <w:spacing w:before="20" w:after="0" w:line="276" w:lineRule="auto"/>
+        <w:tabs>
+          <w:tab w:val="right" w:leader="underscore" w:pos="10300"/>
+        </w:tabs>
+        <w:spacing w:before="20" w:after="0" w:line="384" w:lineRule="auto"/>
         <w:ind w:left="170"/>
       </w:pPr>
       <w:r>
@@ -8057,12 +8106,15 @@
           <w:color w:val="1F2430"/>
           <w:sz w:val="20"/>
         </w:rPr>
-        <w:t>________________________________________</w:t>
+        <w:tab/>
       </w:r>
     </w:p>
     <w:p>
       <w:pPr>
-        <w:spacing w:before="20" w:after="0" w:line="276" w:lineRule="auto"/>
+        <w:tabs>
+          <w:tab w:val="right" w:leader="underscore" w:pos="10300"/>
+        </w:tabs>
+        <w:spacing w:before="20" w:after="0" w:line="384" w:lineRule="auto"/>
         <w:ind w:left="170"/>
       </w:pPr>
       <w:r>
@@ -8081,12 +8133,15 @@
           <w:color w:val="1F2430"/>
           <w:sz w:val="20"/>
         </w:rPr>
-        <w:t>________________________________________</w:t>
+        <w:tab/>
       </w:r>
     </w:p>
     <w:p>
       <w:pPr>
-        <w:spacing w:before="20" w:after="0" w:line="276" w:lineRule="auto"/>
+        <w:tabs>
+          <w:tab w:val="right" w:leader="underscore" w:pos="10300"/>
+        </w:tabs>
+        <w:spacing w:before="20" w:after="0" w:line="384" w:lineRule="auto"/>
         <w:ind w:left="170"/>
       </w:pPr>
       <w:r>
@@ -8105,7 +8160,9 @@
           <w:color w:val="1F2430"/>
           <w:sz w:val="20"/>
         </w:rPr>
-        <w:t>________________________________________</w:t>
+        <w:tab/>
+        <w:br/>
+        <w:tab/>
       </w:r>
     </w:p>
     <w:p>
@@ -9770,7 +9827,10 @@
     </w:p>
     <w:p>
       <w:pPr>
-        <w:spacing w:before="20" w:after="0" w:line="276" w:lineRule="auto"/>
+        <w:tabs>
+          <w:tab w:val="right" w:leader="underscore" w:pos="10300"/>
+        </w:tabs>
+        <w:spacing w:before="20" w:after="0" w:line="384" w:lineRule="auto"/>
         <w:ind w:left="170"/>
       </w:pPr>
       <w:r>
@@ -9789,7 +9849,80 @@
           <w:color w:val="1F2430"/>
           <w:sz w:val="20"/>
         </w:rPr>
-        <w:t>________________________________________</w:t>
+        <w:tab/>
+        <w:br/>
+        <w:tab/>
+      </w:r>
+    </w:p>
+    <w:p>
+      <w:pPr>
+        <w:tabs>
+          <w:tab w:val="right" w:leader="underscore" w:pos="10300"/>
+        </w:tabs>
+        <w:spacing w:before="20" w:after="0" w:line="384" w:lineRule="auto"/>
+        <w:ind w:left="170"/>
+      </w:pPr>
+      <w:r>
+        <w:rPr>
+          <w:rFonts w:ascii="맑은 고딕" w:hAnsi="맑은 고딕" w:eastAsia="맑은 고딕"/>
+          <w:b w:val="0"/>
+          <w:color w:val="1F2430"/>
+          <w:sz w:val="20"/>
+        </w:rPr>
+        <w:t xml:space="preserve">3. Jenny couldn't say a word because she was very surprised. → </w:t>
+      </w:r>
+      <w:r>
+        <w:rPr>
+          <w:rFonts w:ascii="맑은 고딕" w:hAnsi="맑은 고딕" w:eastAsia="맑은 고딕"/>
+          <w:b w:val="0"/>
+          <w:color w:val="1F2430"/>
+          <w:sz w:val="20"/>
+        </w:rPr>
+        <w:tab/>
+        <w:br/>
+        <w:tab/>
+      </w:r>
+    </w:p>
+    <w:p>
+      <w:pPr>
+        <w:keepNext/>
+        <w:spacing w:before="100" w:after="20" w:line="276" w:lineRule="auto"/>
+      </w:pPr>
+      <w:r>
+        <w:rPr>
+          <w:rFonts w:ascii="맑은 고딕" w:hAnsi="맑은 고딕" w:eastAsia="맑은 고딕"/>
+          <w:b/>
+          <w:color w:val="1F2430"/>
+          <w:sz w:val="20"/>
+        </w:rPr>
+        <w:t>D 주어진 문장을 상황에 따라 enough to나 too...to를 사용하여 바꿔 써 봅시다.  (※ 중요: it / that 절에서 첨부 / to 부정사 생략)</w:t>
+      </w:r>
+    </w:p>
+    <w:p>
+      <w:pPr>
+        <w:tabs>
+          <w:tab w:val="right" w:leader="underscore" w:pos="10300"/>
+        </w:tabs>
+        <w:spacing w:before="20" w:after="0" w:line="384" w:lineRule="auto"/>
+        <w:ind w:left="170"/>
+      </w:pPr>
+      <w:r>
+        <w:rPr>
+          <w:rFonts w:ascii="맑은 고딕" w:hAnsi="맑은 고딕" w:eastAsia="맑은 고딕"/>
+          <w:b w:val="0"/>
+          <w:color w:val="1F2430"/>
+          <w:sz w:val="20"/>
+        </w:rPr>
+        <w:t xml:space="preserve">2. The box is so light that I can carry it. → The box is </w:t>
+      </w:r>
+      <w:r>
+        <w:rPr>
+          <w:rFonts w:ascii="맑은 고딕" w:hAnsi="맑은 고딕" w:eastAsia="맑은 고딕"/>
+          <w:b w:val="0"/>
+          <w:color w:val="1F2430"/>
+          <w:sz w:val="20"/>
+        </w:rPr>
+        <w:tab/>
       </w:r>
     </w:p>
     <w:p>
@@ -9804,7 +9937,7 @@
           <w:color w:val="1F2430"/>
           <w:sz w:val="20"/>
         </w:rPr>
-        <w:t xml:space="preserve">3. Jenny couldn't say a word because she was very surprised. → </w:t>
+        <w:t xml:space="preserve">3. The soup is so hot that I can't eat it. → The soup is </w:t>
       </w:r>
       <w:r>
         <w:rPr>
@@ -9813,27 +9946,15 @@
           <w:color w:val="1F2430"/>
           <w:sz w:val="20"/>
         </w:rPr>
-        <w:t>________________________________________</w:t>
+        <w:t>___________________________________</w:t>
       </w:r>
     </w:p>
     <w:p>
       <w:pPr>
-        <w:keepNext/>
-        <w:spacing w:before="100" w:after="20" w:line="276" w:lineRule="auto"/>
-      </w:pPr>
-      <w:r>
-        <w:rPr>
-          <w:rFonts w:ascii="맑은 고딕" w:hAnsi="맑은 고딕" w:eastAsia="맑은 고딕"/>
-          <w:b/>
-          <w:color w:val="1F2430"/>
-          <w:sz w:val="20"/>
-        </w:rPr>
-        <w:t>D 주어진 문장을 상황에 따라 enough to나 too...to를 사용하여 바꿔 써 봅시다.  (※ 중요: it / that 절에서 첨부 / to 부정사 생략)</w:t>
-      </w:r>
-    </w:p>
-    <w:p>
-      <w:pPr>
-        <w:spacing w:before="20" w:after="0" w:line="276" w:lineRule="auto"/>
+        <w:tabs>
+          <w:tab w:val="right" w:leader="underscore" w:pos="10300"/>
+        </w:tabs>
+        <w:spacing w:before="20" w:after="0" w:line="384" w:lineRule="auto"/>
         <w:ind w:left="170"/>
       </w:pPr>
       <w:r>
@@ -9843,7 +9964,7 @@
           <w:color w:val="1F2430"/>
           <w:sz w:val="20"/>
         </w:rPr>
-        <w:t xml:space="preserve">2. The box is so light that I can carry it. → The box is </w:t>
+        <w:t xml:space="preserve">6. The question is so difficult that I can't answer it. → The question is </w:t>
       </w:r>
       <w:r>
         <w:rPr>
@@ -9852,55 +9973,7 @@
           <w:color w:val="1F2430"/>
           <w:sz w:val="20"/>
         </w:rPr>
-        <w:t>________________________________________</w:t>
-      </w:r>
-    </w:p>
-    <w:p>
-      <w:pPr>
-        <w:spacing w:before="20" w:after="0" w:line="276" w:lineRule="auto"/>
-        <w:ind w:left="170"/>
-      </w:pPr>
-      <w:r>
-        <w:rPr>
-          <w:rFonts w:ascii="맑은 고딕" w:hAnsi="맑은 고딕" w:eastAsia="맑은 고딕"/>
-          <w:b w:val="0"/>
-          <w:color w:val="1F2430"/>
-          <w:sz w:val="20"/>
-        </w:rPr>
-        <w:t xml:space="preserve">3. The soup is so hot that I can't eat it. → The soup is </w:t>
-      </w:r>
-      <w:r>
-        <w:rPr>
-          <w:rFonts w:ascii="맑은 고딕" w:hAnsi="맑은 고딕" w:eastAsia="맑은 고딕"/>
-          <w:b w:val="0"/>
-          <w:color w:val="1F2430"/>
-          <w:sz w:val="20"/>
-        </w:rPr>
-        <w:t>___________________________________</w:t>
-      </w:r>
-    </w:p>
-    <w:p>
-      <w:pPr>
-        <w:spacing w:before="20" w:after="0" w:line="276" w:lineRule="auto"/>
-        <w:ind w:left="170"/>
-      </w:pPr>
-      <w:r>
-        <w:rPr>
-          <w:rFonts w:ascii="맑은 고딕" w:hAnsi="맑은 고딕" w:eastAsia="맑은 고딕"/>
-          <w:b w:val="0"/>
-          <w:color w:val="1F2430"/>
-          <w:sz w:val="20"/>
-        </w:rPr>
-        <w:t xml:space="preserve">6. The question is so difficult that I can't answer it. → The question is </w:t>
-      </w:r>
-      <w:r>
-        <w:rPr>
-          <w:rFonts w:ascii="맑은 고딕" w:hAnsi="맑은 고딕" w:eastAsia="맑은 고딕"/>
-          <w:b w:val="0"/>
-          <w:color w:val="1F2430"/>
-          <w:sz w:val="20"/>
-        </w:rPr>
-        <w:t>________________________________________</w:t>
+        <w:tab/>
       </w:r>
     </w:p>
     <w:sectPr>

--- a/mokdong2/2fin/word/MDJ2_L5-L7_ByPart_Core_Blank_A4.docx
+++ b/mokdong2/2fin/word/MDJ2_L5-L7_ByPart_Core_Blank_A4.docx
@@ -783,7 +783,6 @@
             <w:r>
               <w:rPr>
                 <w:rFonts w:ascii="맑은 고딕" w:hAnsi="맑은 고딕" w:eastAsia="맑은 고딕"/>
-                <w:b w:val="0"/>
                 <w:color w:val="1F2430"/>
                 <w:sz w:val="18"/>
               </w:rPr>
@@ -2737,7 +2736,6 @@
       <w:r>
         <w:rPr>
           <w:rFonts w:ascii="맑은 고딕" w:hAnsi="맑은 고딕" w:eastAsia="맑은 고딕"/>
-          <w:b w:val="0"/>
           <w:color w:val="1F2430"/>
           <w:sz w:val="20"/>
         </w:rPr>
@@ -2784,7 +2782,6 @@
       <w:r>
         <w:rPr>
           <w:rFonts w:ascii="맑은 고딕" w:hAnsi="맑은 고딕" w:eastAsia="맑은 고딕"/>
-          <w:b w:val="0"/>
           <w:color w:val="1F2430"/>
           <w:sz w:val="20"/>
         </w:rPr>
@@ -3202,7 +3199,6 @@
             <w:r>
               <w:rPr>
                 <w:rFonts w:ascii="맑은 고딕" w:hAnsi="맑은 고딕" w:eastAsia="맑은 고딕"/>
-                <w:b w:val="0"/>
                 <w:color w:val="1F2430"/>
                 <w:sz w:val="18"/>
               </w:rPr>
@@ -3276,7 +3272,6 @@
             <w:r>
               <w:rPr>
                 <w:rFonts w:ascii="맑은 고딕" w:hAnsi="맑은 고딕" w:eastAsia="맑은 고딕"/>
-                <w:b w:val="0"/>
                 <w:color w:val="1F2430"/>
                 <w:sz w:val="18"/>
               </w:rPr>
@@ -5394,7 +5389,6 @@
       <w:r>
         <w:rPr>
           <w:rFonts w:ascii="맑은 고딕" w:hAnsi="맑은 고딕" w:eastAsia="맑은 고딕"/>
-          <w:b w:val="0"/>
           <w:color w:val="1F2430"/>
           <w:sz w:val="20"/>
         </w:rPr>
@@ -7503,7 +7497,6 @@
       <w:pPr>
         <w:tabs>
           <w:tab w:val="right" w:leader="underscore" w:pos="10300"/>
-          <w:tab w:val="right" w:leader="underscore" w:pos="10300"/>
         </w:tabs>
         <w:spacing w:before="20" w:after="0" w:line="384" w:lineRule="auto"/>
         <w:ind w:left="170"/>
@@ -7520,25 +7513,23 @@
       <w:r>
         <w:rPr>
           <w:rFonts w:ascii="맑은 고딕" w:hAnsi="맑은 고딕" w:eastAsia="맑은 고딕"/>
+          <w:color w:val="1F2430"/>
+          <w:sz w:val="20"/>
+        </w:rPr>
+        <w:tab/>
+      </w:r>
+      <w:r>
+        <w:rPr>
+          <w:rFonts w:ascii="맑은 고딕" w:hAnsi="맑은 고딕" w:eastAsia="맑은 고딕"/>
           <w:b w:val="0"/>
           <w:color w:val="1F2430"/>
           <w:sz w:val="20"/>
         </w:rPr>
-        <w:tab/>
-      </w:r>
-      <w:r>
-        <w:rPr>
-          <w:rFonts w:ascii="맑은 고딕" w:hAnsi="맑은 고딕" w:eastAsia="맑은 고딕"/>
-          <w:b w:val="0"/>
-          <w:color w:val="1F2430"/>
-          <w:sz w:val="20"/>
-        </w:rPr>
         <w:t xml:space="preserve"> is a suspect. / The man </w:t>
       </w:r>
       <w:r>
         <w:rPr>
           <w:rFonts w:ascii="맑은 고딕" w:hAnsi="맑은 고딕" w:eastAsia="맑은 고딕"/>
-          <w:b w:val="0"/>
           <w:color w:val="1F2430"/>
           <w:sz w:val="20"/>
         </w:rPr>
@@ -8006,7 +7997,6 @@
       <w:r>
         <w:rPr>
           <w:rFonts w:ascii="맑은 고딕" w:hAnsi="맑은 고딕" w:eastAsia="맑은 고딕"/>
-          <w:b w:val="0"/>
           <w:color w:val="1F2430"/>
           <w:sz w:val="20"/>
         </w:rPr>
@@ -8033,7 +8023,6 @@
       <w:r>
         <w:rPr>
           <w:rFonts w:ascii="맑은 고딕" w:hAnsi="맑은 고딕" w:eastAsia="맑은 고딕"/>
-          <w:b w:val="0"/>
           <w:color w:val="1F2430"/>
           <w:sz w:val="20"/>
         </w:rPr>
@@ -8060,7 +8049,6 @@
       <w:r>
         <w:rPr>
           <w:rFonts w:ascii="맑은 고딕" w:hAnsi="맑은 고딕" w:eastAsia="맑은 고딕"/>
-          <w:b w:val="0"/>
           <w:color w:val="1F2430"/>
           <w:sz w:val="20"/>
         </w:rPr>
@@ -8102,7 +8090,6 @@
       <w:r>
         <w:rPr>
           <w:rFonts w:ascii="맑은 고딕" w:hAnsi="맑은 고딕" w:eastAsia="맑은 고딕"/>
-          <w:b w:val="0"/>
           <w:color w:val="1F2430"/>
           <w:sz w:val="20"/>
         </w:rPr>
@@ -8129,7 +8116,6 @@
       <w:r>
         <w:rPr>
           <w:rFonts w:ascii="맑은 고딕" w:hAnsi="맑은 고딕" w:eastAsia="맑은 고딕"/>
-          <w:b w:val="0"/>
           <w:color w:val="1F2430"/>
           <w:sz w:val="20"/>
         </w:rPr>
@@ -8156,7 +8142,6 @@
       <w:r>
         <w:rPr>
           <w:rFonts w:ascii="맑은 고딕" w:hAnsi="맑은 고딕" w:eastAsia="맑은 고딕"/>
-          <w:b w:val="0"/>
           <w:color w:val="1F2430"/>
           <w:sz w:val="20"/>
         </w:rPr>
@@ -9845,7 +9830,6 @@
       <w:r>
         <w:rPr>
           <w:rFonts w:ascii="맑은 고딕" w:hAnsi="맑은 고딕" w:eastAsia="맑은 고딕"/>
-          <w:b w:val="0"/>
           <w:color w:val="1F2430"/>
           <w:sz w:val="20"/>
         </w:rPr>
@@ -9874,7 +9858,6 @@
       <w:r>
         <w:rPr>
           <w:rFonts w:ascii="맑은 고딕" w:hAnsi="맑은 고딕" w:eastAsia="맑은 고딕"/>
-          <w:b w:val="0"/>
           <w:color w:val="1F2430"/>
           <w:sz w:val="20"/>
         </w:rPr>
@@ -9918,7 +9901,6 @@
       <w:r>
         <w:rPr>
           <w:rFonts w:ascii="맑은 고딕" w:hAnsi="맑은 고딕" w:eastAsia="맑은 고딕"/>
-          <w:b w:val="0"/>
           <w:color w:val="1F2430"/>
           <w:sz w:val="20"/>
         </w:rPr>
@@ -9969,7 +9951,6 @@
       <w:r>
         <w:rPr>
           <w:rFonts w:ascii="맑은 고딕" w:hAnsi="맑은 고딕" w:eastAsia="맑은 고딕"/>
-          <w:b w:val="0"/>
           <w:color w:val="1F2430"/>
           <w:sz w:val="20"/>
         </w:rPr>

--- a/mokdong2/2fin/word/MDJ2_L5-L7_ByPart_Core_Blank_A4.docx
+++ b/mokdong2/2fin/word/MDJ2_L5-L7_ByPart_Core_Blank_A4.docx
@@ -156,7 +156,25 @@
           <w:color w:val="1F2430"/>
           <w:sz w:val="21"/>
         </w:rPr>
-        <w:t>Modern street art comes in many different forms, and it makes cities colorful and lively.</w:t>
+        <w:t xml:space="preserve">Modern street art comes in many different forms, and it makes cities colorful and </w:t>
+      </w:r>
+      <w:r>
+        <w:rPr>
+          <w:rFonts w:ascii="맑은 고딕" w:hAnsi="맑은 고딕" w:eastAsia="맑은 고딕"/>
+          <w:b w:val="0"/>
+          <w:color w:val="1F2430"/>
+          <w:sz w:val="21"/>
+        </w:rPr>
+        <w:t>_________</w:t>
+      </w:r>
+      <w:r>
+        <w:rPr>
+          <w:rFonts w:ascii="맑은 고딕" w:hAnsi="맑은 고딕" w:eastAsia="맑은 고딕"/>
+          <w:b w:val="0"/>
+          <w:color w:val="1F2430"/>
+          <w:sz w:val="21"/>
+        </w:rPr>
+        <w:t>.</w:t>
       </w:r>
     </w:p>
     <w:p>
@@ -181,7 +199,25 @@
           <w:color w:val="1F2430"/>
           <w:sz w:val="21"/>
         </w:rPr>
-        <w:t>The place that we are going to visit is Shoreditch.</w:t>
+        <w:t xml:space="preserve">The place that we are going to </w:t>
+      </w:r>
+      <w:r>
+        <w:rPr>
+          <w:rFonts w:ascii="맑은 고딕" w:hAnsi="맑은 고딕" w:eastAsia="맑은 고딕"/>
+          <w:b w:val="0"/>
+          <w:color w:val="1F2430"/>
+          <w:sz w:val="21"/>
+        </w:rPr>
+        <w:t>________</w:t>
+      </w:r>
+      <w:r>
+        <w:rPr>
+          <w:rFonts w:ascii="맑은 고딕" w:hAnsi="맑은 고딕" w:eastAsia="맑은 고딕"/>
+          <w:b w:val="0"/>
+          <w:color w:val="1F2430"/>
+          <w:sz w:val="21"/>
+        </w:rPr>
+        <w:t xml:space="preserve"> is Shoreditch.</w:t>
       </w:r>
     </w:p>
     <w:p>
@@ -206,7 +242,43 @@
           <w:color w:val="1F2430"/>
           <w:sz w:val="21"/>
         </w:rPr>
-        <w:t>Poor workers used to live in this area, but now it is one of the hippest areas in London.</w:t>
+        <w:t xml:space="preserve">Poor workers </w:t>
+      </w:r>
+      <w:r>
+        <w:rPr>
+          <w:rFonts w:ascii="맑은 고딕" w:hAnsi="맑은 고딕" w:eastAsia="맑은 고딕"/>
+          <w:b w:val="0"/>
+          <w:color w:val="1F2430"/>
+          <w:sz w:val="21"/>
+        </w:rPr>
+        <w:t>___________________</w:t>
+      </w:r>
+      <w:r>
+        <w:rPr>
+          <w:rFonts w:ascii="맑은 고딕" w:hAnsi="맑은 고딕" w:eastAsia="맑은 고딕"/>
+          <w:b w:val="0"/>
+          <w:color w:val="1F2430"/>
+          <w:sz w:val="21"/>
+        </w:rPr>
+        <w:t xml:space="preserve"> in this area, but now it is one of the hippest </w:t>
+      </w:r>
+      <w:r>
+        <w:rPr>
+          <w:rFonts w:ascii="맑은 고딕" w:hAnsi="맑은 고딕" w:eastAsia="맑은 고딕"/>
+          <w:b w:val="0"/>
+          <w:color w:val="1F2430"/>
+          <w:sz w:val="21"/>
+        </w:rPr>
+        <w:t>________</w:t>
+      </w:r>
+      <w:r>
+        <w:rPr>
+          <w:rFonts w:ascii="맑은 고딕" w:hAnsi="맑은 고딕" w:eastAsia="맑은 고딕"/>
+          <w:b w:val="0"/>
+          <w:color w:val="1F2430"/>
+          <w:sz w:val="21"/>
+        </w:rPr>
+        <w:t xml:space="preserve"> in London.</w:t>
       </w:r>
     </w:p>
     <w:p>
@@ -256,7 +328,43 @@
           <w:color w:val="1F2430"/>
           <w:sz w:val="21"/>
         </w:rPr>
-        <w:t>He is famous for using only lines and dots in his paintings of human bodies.</w:t>
+        <w:t xml:space="preserve">He </w:t>
+      </w:r>
+      <w:r>
+        <w:rPr>
+          <w:rFonts w:ascii="맑은 고딕" w:hAnsi="맑은 고딕" w:eastAsia="맑은 고딕"/>
+          <w:b w:val="0"/>
+          <w:color w:val="1F2430"/>
+          <w:sz w:val="21"/>
+        </w:rPr>
+        <w:t>____________________</w:t>
+      </w:r>
+      <w:r>
+        <w:rPr>
+          <w:rFonts w:ascii="맑은 고딕" w:hAnsi="맑은 고딕" w:eastAsia="맑은 고딕"/>
+          <w:b w:val="0"/>
+          <w:color w:val="1F2430"/>
+          <w:sz w:val="21"/>
+        </w:rPr>
+        <w:t xml:space="preserve"> </w:t>
+      </w:r>
+      <w:r>
+        <w:rPr>
+          <w:rFonts w:ascii="맑은 고딕" w:hAnsi="맑은 고딕" w:eastAsia="맑은 고딕"/>
+          <w:b w:val="0"/>
+          <w:color w:val="1F2430"/>
+          <w:sz w:val="21"/>
+        </w:rPr>
+        <w:t>________</w:t>
+      </w:r>
+      <w:r>
+        <w:rPr>
+          <w:rFonts w:ascii="맑은 고딕" w:hAnsi="맑은 고딕" w:eastAsia="맑은 고딕"/>
+          <w:b w:val="0"/>
+          <w:color w:val="1F2430"/>
+          <w:sz w:val="21"/>
+        </w:rPr>
+        <w:t xml:space="preserve"> only lines and dots in his paintings of human bodies.</w:t>
       </w:r>
     </w:p>
     <w:p>
@@ -281,7 +389,16 @@
           <w:color w:val="1F2430"/>
           <w:sz w:val="21"/>
         </w:rPr>
-        <w:t>According to STIK, the three figures represent the past, present, and future of Shoreditch.</w:t>
+        <w:t>___________________</w:t>
+      </w:r>
+      <w:r>
+        <w:rPr>
+          <w:rFonts w:ascii="맑은 고딕" w:hAnsi="맑은 고딕" w:eastAsia="맑은 고딕"/>
+          <w:b w:val="0"/>
+          <w:color w:val="1F2430"/>
+          <w:sz w:val="21"/>
+        </w:rPr>
+        <w:t xml:space="preserve"> STIK, the three figures represent the past, present, and future of Shoreditch.</w:t>
       </w:r>
     </w:p>
     <w:p>
@@ -331,7 +448,25 @@
           <w:color w:val="1F2430"/>
           <w:sz w:val="21"/>
         </w:rPr>
-        <w:t>We are now in Finsbury Park to see a painting by Banksy, an internationally famous street artist.</w:t>
+        <w:t xml:space="preserve">We are now in Finsbury Park </w:t>
+      </w:r>
+      <w:r>
+        <w:rPr>
+          <w:rFonts w:ascii="맑은 고딕" w:hAnsi="맑은 고딕" w:eastAsia="맑은 고딕"/>
+          <w:b w:val="0"/>
+          <w:color w:val="1F2430"/>
+          <w:sz w:val="21"/>
+        </w:rPr>
+        <w:t>_________</w:t>
+      </w:r>
+      <w:r>
+        <w:rPr>
+          <w:rFonts w:ascii="맑은 고딕" w:hAnsi="맑은 고딕" w:eastAsia="맑은 고딕"/>
+          <w:b w:val="0"/>
+          <w:color w:val="1F2430"/>
+          <w:sz w:val="21"/>
+        </w:rPr>
+        <w:t xml:space="preserve"> a painting by Banksy, an internationally famous street artist.</w:t>
       </w:r>
     </w:p>
     <w:p>
@@ -381,7 +516,25 @@
           <w:color w:val="1F2430"/>
           <w:sz w:val="21"/>
         </w:rPr>
-        <w:t>As you can see, he created a green tree by spraying green paint on a wall behind a leafless tree.</w:t>
+        <w:t>As you can see, he created a green tree by spraying green paint on a wall behind a leaf</w:t>
+      </w:r>
+      <w:r>
+        <w:rPr>
+          <w:rFonts w:ascii="맑은 고딕" w:hAnsi="맑은 고딕" w:eastAsia="맑은 고딕"/>
+          <w:b w:val="0"/>
+          <w:color w:val="1F2430"/>
+          <w:sz w:val="21"/>
+        </w:rPr>
+        <w:t>______</w:t>
+      </w:r>
+      <w:r>
+        <w:rPr>
+          <w:rFonts w:ascii="맑은 고딕" w:hAnsi="맑은 고딕" w:eastAsia="맑은 고딕"/>
+          <w:b w:val="0"/>
+          <w:color w:val="1F2430"/>
+          <w:sz w:val="21"/>
+        </w:rPr>
+        <w:t xml:space="preserve"> tree.</w:t>
       </w:r>
     </w:p>
     <w:p>
@@ -431,7 +584,34 @@
           <w:color w:val="1F2430"/>
           <w:sz w:val="21"/>
         </w:rPr>
-        <w:t>In many people's opinion, he is telling us that nature is having a hard time.</w:t>
+        <w:t>______________________________________</w:t>
+      </w:r>
+      <w:r>
+        <w:rPr>
+          <w:rFonts w:ascii="맑은 고딕" w:hAnsi="맑은 고딕" w:eastAsia="맑은 고딕"/>
+          <w:b w:val="0"/>
+          <w:color w:val="1F2430"/>
+          <w:sz w:val="21"/>
+        </w:rPr>
+        <w:t xml:space="preserve">, he is </w:t>
+      </w:r>
+      <w:r>
+        <w:rPr>
+          <w:rFonts w:ascii="맑은 고딕" w:hAnsi="맑은 고딕" w:eastAsia="맑은 고딕"/>
+          <w:b w:val="0"/>
+          <w:color w:val="1F2430"/>
+          <w:sz w:val="21"/>
+        </w:rPr>
+        <w:t>___________</w:t>
+      </w:r>
+      <w:r>
+        <w:rPr>
+          <w:rFonts w:ascii="맑은 고딕" w:hAnsi="맑은 고딕" w:eastAsia="맑은 고딕"/>
+          <w:b w:val="0"/>
+          <w:color w:val="1F2430"/>
+          <w:sz w:val="21"/>
+        </w:rPr>
+        <w:t xml:space="preserve"> us that nature is having a hard time.</w:t>
       </w:r>
     </w:p>
     <w:p>
@@ -456,7 +636,25 @@
           <w:color w:val="1F2430"/>
           <w:sz w:val="21"/>
         </w:rPr>
-        <w:t>They think he wants us to take better care of it.</w:t>
+        <w:t xml:space="preserve">They think he wants us to </w:t>
+      </w:r>
+      <w:r>
+        <w:rPr>
+          <w:rFonts w:ascii="맑은 고딕" w:hAnsi="맑은 고딕" w:eastAsia="맑은 고딕"/>
+          <w:b w:val="0"/>
+          <w:color w:val="1F2430"/>
+          <w:sz w:val="21"/>
+        </w:rPr>
+        <w:t>______________________________</w:t>
+      </w:r>
+      <w:r>
+        <w:rPr>
+          <w:rFonts w:ascii="맑은 고딕" w:hAnsi="맑은 고딕" w:eastAsia="맑은 고딕"/>
+          <w:b w:val="0"/>
+          <w:color w:val="1F2430"/>
+          <w:sz w:val="21"/>
+        </w:rPr>
+        <w:t xml:space="preserve"> it.</w:t>
       </w:r>
     </w:p>
     <w:p>
@@ -481,7 +679,25 @@
           <w:color w:val="1F2430"/>
           <w:sz w:val="21"/>
         </w:rPr>
-        <w:t>Wilson is well known for painting pictures on gum that people drop on the street.</w:t>
+        <w:t xml:space="preserve">Wilson </w:t>
+      </w:r>
+      <w:r>
+        <w:rPr>
+          <w:rFonts w:ascii="맑은 고딕" w:hAnsi="맑은 고딕" w:eastAsia="맑은 고딕"/>
+          <w:b w:val="0"/>
+          <w:color w:val="1F2430"/>
+          <w:sz w:val="21"/>
+        </w:rPr>
+        <w:t>___________________________</w:t>
+      </w:r>
+      <w:r>
+        <w:rPr>
+          <w:rFonts w:ascii="맑은 고딕" w:hAnsi="맑은 고딕" w:eastAsia="맑은 고딕"/>
+          <w:b w:val="0"/>
+          <w:color w:val="1F2430"/>
+          <w:sz w:val="21"/>
+        </w:rPr>
+        <w:t xml:space="preserve"> painting pictures on gum that people drop on the street.</w:t>
       </w:r>
     </w:p>
     <w:p>
@@ -531,7 +747,43 @@
           <w:color w:val="1F2430"/>
           <w:sz w:val="21"/>
         </w:rPr>
-        <w:t>Wilson's gum paintings are tiny, but they give great pleasure to many people.</w:t>
+        <w:t xml:space="preserve">Wilson's gum paintings are tiny, </w:t>
+      </w:r>
+      <w:r>
+        <w:rPr>
+          <w:rFonts w:ascii="맑은 고딕" w:hAnsi="맑은 고딕" w:eastAsia="맑은 고딕"/>
+          <w:b w:val="0"/>
+          <w:color w:val="1F2430"/>
+          <w:sz w:val="21"/>
+        </w:rPr>
+        <w:t>____</w:t>
+      </w:r>
+      <w:r>
+        <w:rPr>
+          <w:rFonts w:ascii="맑은 고딕" w:hAnsi="맑은 고딕" w:eastAsia="맑은 고딕"/>
+          <w:b w:val="0"/>
+          <w:color w:val="1F2430"/>
+          <w:sz w:val="21"/>
+        </w:rPr>
+        <w:t xml:space="preserve"> they give great pleasure </w:t>
+      </w:r>
+      <w:r>
+        <w:rPr>
+          <w:rFonts w:ascii="맑은 고딕" w:hAnsi="맑은 고딕" w:eastAsia="맑은 고딕"/>
+          <w:b w:val="0"/>
+          <w:color w:val="1F2430"/>
+          <w:sz w:val="21"/>
+        </w:rPr>
+        <w:t>____</w:t>
+      </w:r>
+      <w:r>
+        <w:rPr>
+          <w:rFonts w:ascii="맑은 고딕" w:hAnsi="맑은 고딕" w:eastAsia="맑은 고딕"/>
+          <w:b w:val="0"/>
+          <w:color w:val="1F2430"/>
+          <w:sz w:val="21"/>
+        </w:rPr>
+        <w:t xml:space="preserve"> many people.</w:t>
       </w:r>
     </w:p>
     <w:tbl>

--- a/mokdong2/2fin/word/MDJ2_L5-L7_ByPart_Core_Blank_A4.docx
+++ b/mokdong2/2fin/word/MDJ2_L5-L7_ByPart_Core_Blank_A4.docx
@@ -156,7 +156,7 @@
           <w:color w:val="1F2430"/>
           <w:sz w:val="21"/>
         </w:rPr>
-        <w:t xml:space="preserve">Modern street art comes in many different forms, and it makes cities colorful and </w:t>
+        <w:t xml:space="preserve">Modern street art comes in many different forms, and it makes cities colorful and ( live / </w:t>
       </w:r>
       <w:r>
         <w:rPr>
@@ -165,7 +165,7 @@
           <w:color w:val="1F2430"/>
           <w:sz w:val="21"/>
         </w:rPr>
-        <w:t>_________</w:t>
+        <w:t>lively</w:t>
       </w:r>
       <w:r>
         <w:rPr>
@@ -174,7 +174,7 @@
           <w:color w:val="1F2430"/>
           <w:sz w:val="21"/>
         </w:rPr>
-        <w:t>.</w:t>
+        <w:t xml:space="preserve"> ).</w:t>
       </w:r>
     </w:p>
     <w:p>
@@ -199,7 +199,7 @@
           <w:color w:val="1F2430"/>
           <w:sz w:val="21"/>
         </w:rPr>
-        <w:t xml:space="preserve">The place that we are going to </w:t>
+        <w:t xml:space="preserve">The place that we are going to ( </w:t>
       </w:r>
       <w:r>
         <w:rPr>
@@ -208,7 +208,7 @@
           <w:color w:val="1F2430"/>
           <w:sz w:val="21"/>
         </w:rPr>
-        <w:t>________</w:t>
+        <w:t>visit</w:t>
       </w:r>
       <w:r>
         <w:rPr>
@@ -217,7 +217,7 @@
           <w:color w:val="1F2430"/>
           <w:sz w:val="21"/>
         </w:rPr>
-        <w:t xml:space="preserve"> is Shoreditch.</w:t>
+        <w:t xml:space="preserve"> / visit to ) is Shoreditch.</w:t>
       </w:r>
     </w:p>
     <w:p>
@@ -242,7 +242,7 @@
           <w:color w:val="1F2430"/>
           <w:sz w:val="21"/>
         </w:rPr>
-        <w:t xml:space="preserve">Poor workers </w:t>
+        <w:t xml:space="preserve">Poor workers ( </w:t>
       </w:r>
       <w:r>
         <w:rPr>
@@ -251,7 +251,7 @@
           <w:color w:val="1F2430"/>
           <w:sz w:val="21"/>
         </w:rPr>
-        <w:t>___________________</w:t>
+        <w:t>used to live</w:t>
       </w:r>
       <w:r>
         <w:rPr>
@@ -260,7 +260,7 @@
           <w:color w:val="1F2430"/>
           <w:sz w:val="21"/>
         </w:rPr>
-        <w:t xml:space="preserve"> in this area, but now it is one of the hippest </w:t>
+        <w:t xml:space="preserve"> / are used to living ) in this area, but now it is one of the hippest ( area / </w:t>
       </w:r>
       <w:r>
         <w:rPr>
@@ -269,7 +269,7 @@
           <w:color w:val="1F2430"/>
           <w:sz w:val="21"/>
         </w:rPr>
-        <w:t>________</w:t>
+        <w:t>areas</w:t>
       </w:r>
       <w:r>
         <w:rPr>
@@ -278,7 +278,7 @@
           <w:color w:val="1F2430"/>
           <w:sz w:val="21"/>
         </w:rPr>
-        <w:t xml:space="preserve"> in London.</w:t>
+        <w:t xml:space="preserve"> ) in London.</w:t>
       </w:r>
     </w:p>
     <w:p>
@@ -346,7 +346,7 @@
           <w:color w:val="1F2430"/>
           <w:sz w:val="21"/>
         </w:rPr>
-        <w:t xml:space="preserve"> </w:t>
+        <w:t xml:space="preserve"> ( use / </w:t>
       </w:r>
       <w:r>
         <w:rPr>
@@ -355,7 +355,7 @@
           <w:color w:val="1F2430"/>
           <w:sz w:val="21"/>
         </w:rPr>
-        <w:t>________</w:t>
+        <w:t>using</w:t>
       </w:r>
       <w:r>
         <w:rPr>
@@ -364,7 +364,7 @@
           <w:color w:val="1F2430"/>
           <w:sz w:val="21"/>
         </w:rPr>
-        <w:t xml:space="preserve"> only lines and dots in his paintings of human bodies.</w:t>
+        <w:t xml:space="preserve"> ) only lines and dots in his paintings of human bodies.</w:t>
       </w:r>
     </w:p>
     <w:p>
@@ -448,7 +448,7 @@
           <w:color w:val="1F2430"/>
           <w:sz w:val="21"/>
         </w:rPr>
-        <w:t xml:space="preserve">We are now in Finsbury Park </w:t>
+        <w:t xml:space="preserve">We are now in Finsbury Park ( see / </w:t>
       </w:r>
       <w:r>
         <w:rPr>
@@ -457,7 +457,7 @@
           <w:color w:val="1F2430"/>
           <w:sz w:val="21"/>
         </w:rPr>
-        <w:t>_________</w:t>
+        <w:t>to see</w:t>
       </w:r>
       <w:r>
         <w:rPr>
@@ -466,7 +466,7 @@
           <w:color w:val="1F2430"/>
           <w:sz w:val="21"/>
         </w:rPr>
-        <w:t xml:space="preserve"> a painting by Banksy, an internationally famous street artist.</w:t>
+        <w:t xml:space="preserve"> ) a painting by Banksy, an internationally famous street artist.</w:t>
       </w:r>
     </w:p>
     <w:p>
@@ -593,7 +593,7 @@
           <w:color w:val="1F2430"/>
           <w:sz w:val="21"/>
         </w:rPr>
-        <w:t xml:space="preserve">, he is </w:t>
+        <w:t xml:space="preserve">, he is ( </w:t>
       </w:r>
       <w:r>
         <w:rPr>
@@ -602,7 +602,7 @@
           <w:color w:val="1F2430"/>
           <w:sz w:val="21"/>
         </w:rPr>
-        <w:t>___________</w:t>
+        <w:t>telling</w:t>
       </w:r>
       <w:r>
         <w:rPr>
@@ -611,7 +611,7 @@
           <w:color w:val="1F2430"/>
           <w:sz w:val="21"/>
         </w:rPr>
-        <w:t xml:space="preserve"> us that nature is having a hard time.</w:t>
+        <w:t xml:space="preserve"> / telling to ) us that nature is having a hard time.</w:t>
       </w:r>
     </w:p>
     <w:p>
@@ -636,7 +636,7 @@
           <w:color w:val="1F2430"/>
           <w:sz w:val="21"/>
         </w:rPr>
-        <w:t xml:space="preserve">They think he wants us to </w:t>
+        <w:t xml:space="preserve">They think he wants us ( take / </w:t>
       </w:r>
       <w:r>
         <w:rPr>
@@ -645,7 +645,43 @@
           <w:color w:val="1F2430"/>
           <w:sz w:val="21"/>
         </w:rPr>
-        <w:t>______________________________</w:t>
+        <w:t>to take</w:t>
+      </w:r>
+      <w:r>
+        <w:rPr>
+          <w:rFonts w:ascii="맑은 고딕" w:hAnsi="맑은 고딕" w:eastAsia="맑은 고딕"/>
+          <w:b w:val="0"/>
+          <w:color w:val="1F2430"/>
+          <w:sz w:val="21"/>
+        </w:rPr>
+        <w:t xml:space="preserve"> ) </w:t>
+      </w:r>
+      <w:r>
+        <w:rPr>
+          <w:rFonts w:ascii="맑은 고딕" w:hAnsi="맑은 고딕" w:eastAsia="맑은 고딕"/>
+          <w:b w:val="0"/>
+          <w:color w:val="1F2430"/>
+          <w:sz w:val="21"/>
+        </w:rPr>
+        <w:t>_________</w:t>
+      </w:r>
+      <w:r>
+        <w:rPr>
+          <w:rFonts w:ascii="맑은 고딕" w:hAnsi="맑은 고딕" w:eastAsia="맑은 고딕"/>
+          <w:b w:val="0"/>
+          <w:color w:val="1F2430"/>
+          <w:sz w:val="21"/>
+        </w:rPr>
+        <w:t xml:space="preserve"> care </w:t>
+      </w:r>
+      <w:r>
+        <w:rPr>
+          <w:rFonts w:ascii="맑은 고딕" w:hAnsi="맑은 고딕" w:eastAsia="맑은 고딕"/>
+          <w:b w:val="0"/>
+          <w:color w:val="1F2430"/>
+          <w:sz w:val="21"/>
+        </w:rPr>
+        <w:t>____</w:t>
       </w:r>
       <w:r>
         <w:rPr>
@@ -688,7 +724,7 @@
           <w:color w:val="1F2430"/>
           <w:sz w:val="21"/>
         </w:rPr>
-        <w:t>___________________________</w:t>
+        <w:t>____________________</w:t>
       </w:r>
       <w:r>
         <w:rPr>
@@ -697,7 +733,25 @@
           <w:color w:val="1F2430"/>
           <w:sz w:val="21"/>
         </w:rPr>
-        <w:t xml:space="preserve"> painting pictures on gum that people drop on the street.</w:t>
+        <w:t xml:space="preserve"> ( </w:t>
+      </w:r>
+      <w:r>
+        <w:rPr>
+          <w:rFonts w:ascii="맑은 고딕" w:hAnsi="맑은 고딕" w:eastAsia="맑은 고딕"/>
+          <w:b w:val="0"/>
+          <w:color w:val="1F2430"/>
+          <w:sz w:val="21"/>
+        </w:rPr>
+        <w:t>for</w:t>
+      </w:r>
+      <w:r>
+        <w:rPr>
+          <w:rFonts w:ascii="맑은 고딕" w:hAnsi="맑은 고딕" w:eastAsia="맑은 고딕"/>
+          <w:b w:val="0"/>
+          <w:color w:val="1F2430"/>
+          <w:sz w:val="21"/>
+        </w:rPr>
+        <w:t xml:space="preserve"> / as ) painting pictures on gum that people drop on the street.</w:t>
       </w:r>
     </w:p>
     <w:p>
@@ -747,7 +801,7 @@
           <w:color w:val="1F2430"/>
           <w:sz w:val="21"/>
         </w:rPr>
-        <w:t xml:space="preserve">Wilson's gum paintings are tiny, </w:t>
+        <w:t xml:space="preserve">Wilson's gum paintings are tiny, ( so / </w:t>
       </w:r>
       <w:r>
         <w:rPr>
@@ -756,7 +810,7 @@
           <w:color w:val="1F2430"/>
           <w:sz w:val="21"/>
         </w:rPr>
-        <w:t>____</w:t>
+        <w:t>but</w:t>
       </w:r>
       <w:r>
         <w:rPr>
@@ -765,7 +819,7 @@
           <w:color w:val="1F2430"/>
           <w:sz w:val="21"/>
         </w:rPr>
-        <w:t xml:space="preserve"> they give great pleasure </w:t>
+        <w:t xml:space="preserve"> ) they give great pleasure ( </w:t>
       </w:r>
       <w:r>
         <w:rPr>
@@ -774,7 +828,7 @@
           <w:color w:val="1F2430"/>
           <w:sz w:val="21"/>
         </w:rPr>
-        <w:t>____</w:t>
+        <w:t>to</w:t>
       </w:r>
       <w:r>
         <w:rPr>
@@ -783,7 +837,7 @@
           <w:color w:val="1F2430"/>
           <w:sz w:val="21"/>
         </w:rPr>
-        <w:t xml:space="preserve"> many people.</w:t>
+        <w:t xml:space="preserve"> / for ) many people.</w:t>
       </w:r>
     </w:p>
     <w:tbl>
